--- a/Backend/Director_Disclosure/Output_Disclosures/2024-25/SHALBY_MEDTECH_LIMITED/MBP-1/MBP1_SHYAMAL_SHIVKUMAR_JOSHI_00005766.docx
+++ b/Backend/Director_Disclosure/Output_Disclosures/2024-25/SHALBY_MEDTECH_LIMITED/MBP-1/MBP1_SHYAMAL_SHIVKUMAR_JOSHI_00005766.docx
@@ -93,137 +93,17 @@
     </w:p>
     <w:p>
       <w:pPr>
-        <w:spacing w:before="0" w:after="0"/>
-        <w:jc w:val="left"/>
-      </w:pPr>
-      <w:r>
-        <w:rPr>
-          <w:rFonts w:ascii="Adani" w:hAnsi="Adani"/>
-          <w:b w:val="0"/>
-          <w:sz w:val="20"/>
-          <w:u w:val="none"/>
-        </w:rPr>
-        <w:t>PK HEALTHCARE PRIVATE LIMITED</w:t>
-      </w:r>
-    </w:p>
-    <w:p>
-      <w:pPr>
-        <w:spacing w:before="0" w:after="0"/>
-        <w:jc w:val="left"/>
-      </w:pPr>
-      <w:r>
-        <w:rPr>
-          <w:rFonts w:ascii="Adani" w:hAnsi="Adani"/>
-          <w:b w:val="0"/>
-          <w:sz w:val="20"/>
-          <w:u w:val="none"/>
-        </w:rPr>
-        <w:t>GVK AIRPORT HOLDINGS LIMITED</w:t>
-      </w:r>
-    </w:p>
-    <w:p>
-      <w:pPr>
-        <w:spacing w:before="0" w:after="0"/>
-        <w:jc w:val="left"/>
-      </w:pPr>
-      <w:r>
-        <w:rPr>
-          <w:rFonts w:ascii="Adani" w:hAnsi="Adani"/>
-          <w:b w:val="0"/>
-          <w:sz w:val="20"/>
-          <w:u w:val="none"/>
-        </w:rPr>
-        <w:t>GVK AIRPORT DEVELOPERS LIMITED</w:t>
-      </w:r>
-    </w:p>
-    <w:p>
-      <w:pPr>
-        <w:spacing w:before="0" w:after="0"/>
-        <w:jc w:val="left"/>
-      </w:pPr>
-      <w:r>
-        <w:rPr>
-          <w:rFonts w:ascii="Adani" w:hAnsi="Adani"/>
-          <w:b w:val="0"/>
-          <w:sz w:val="20"/>
-          <w:u w:val="none"/>
-        </w:rPr>
-        <w:t>SHALBY MEDTECH LIMITED</w:t>
-      </w:r>
-    </w:p>
-    <w:p>
-      <w:pPr>
-        <w:spacing w:before="0" w:after="0"/>
-        <w:jc w:val="left"/>
-      </w:pPr>
-      <w:r>
-        <w:rPr>
-          <w:rFonts w:ascii="Adani" w:hAnsi="Adani"/>
-          <w:b w:val="0"/>
-          <w:sz w:val="20"/>
-          <w:u w:val="none"/>
-        </w:rPr>
-        <w:t>MARINE INFRASTRUCTURE DEVELOPER PRIVATE LIMITED</w:t>
-      </w:r>
-    </w:p>
-    <w:p>
-      <w:pPr>
-        <w:spacing w:before="0" w:after="0"/>
-        <w:jc w:val="left"/>
-      </w:pPr>
-      <w:r>
-        <w:rPr>
-          <w:rFonts w:ascii="Adani" w:hAnsi="Adani"/>
-          <w:b w:val="0"/>
-          <w:sz w:val="20"/>
-          <w:u w:val="none"/>
-        </w:rPr>
-        <w:t>PARSA KENTE COLLIERIES LIMITED</w:t>
-      </w:r>
-    </w:p>
-    <w:p>
-      <w:pPr>
-        <w:spacing w:before="0" w:after="0"/>
-        <w:jc w:val="left"/>
-      </w:pPr>
-      <w:r>
-        <w:rPr>
-          <w:rFonts w:ascii="Adani" w:hAnsi="Adani"/>
-          <w:b w:val="0"/>
-          <w:sz w:val="20"/>
-          <w:u w:val="none"/>
-        </w:rPr>
-        <w:t>VRUNDAVAN SHALBY HOSPITALS LIMITED</w:t>
-      </w:r>
-    </w:p>
-    <w:p>
-      <w:pPr>
-        <w:spacing w:before="0" w:after="0"/>
-        <w:jc w:val="left"/>
-      </w:pPr>
-      <w:r>
-        <w:rPr>
-          <w:rFonts w:ascii="Adani" w:hAnsi="Adani"/>
-          <w:b w:val="0"/>
-          <w:sz w:val="20"/>
-          <w:u w:val="none"/>
-        </w:rPr>
-        <w:t>NILA INFRASTRUCTURES LIMITED</w:t>
-      </w:r>
-    </w:p>
-    <w:p>
-      <w:pPr>
         <w:spacing w:before="0" w:after="160"/>
         <w:jc w:val="left"/>
       </w:pPr>
       <w:r>
         <w:rPr>
           <w:rFonts w:ascii="Adani" w:hAnsi="Adani"/>
-          <w:b w:val="0"/>
+          <w:b/>
           <w:sz w:val="20"/>
           <w:u w:val="none"/>
         </w:rPr>
-        <w:t>ADANI PORT INFRASTRUCTURE PRIVATE LIMITE D</w:t>
+        <w:t>SHALBY MEDTECH LIMITED</w:t>
       </w:r>
     </w:p>
     <w:p>
@@ -1219,7 +1099,7 @@
                 <w:sz w:val="18"/>
                 <w:u w:val="none"/>
               </w:rPr>
-              <w:t>PARSA KENTE COLLIERIES LIMITED</w:t>
+              <w:t>CSPGCL AEL PARSA COLLIERIES LIMITED</w:t>
             </w:r>
           </w:p>
         </w:tc>
@@ -1303,7 +1183,7 @@
                 <w:sz w:val="18"/>
                 <w:u w:val="none"/>
               </w:rPr>
-              <w:t>31/07/2015</w:t>
+              <w:t>13/12/2013</w:t>
             </w:r>
           </w:p>
         </w:tc>
@@ -1476,148 +1356,6 @@
                 <w:u w:val="none"/>
               </w:rPr>
               <w:t>8</w:t>
-            </w:r>
-          </w:p>
-        </w:tc>
-        <w:tc>
-          <w:tcPr>
-            <w:tcW w:type="dxa" w:w="3969"/>
-            <w:shd w:val="clear" w:color="auto" w:fill="FFFFFF"/>
-            <w:tcBorders>
-              <w:top w:val="single" w:sz="4" w:space="0" w:color="000000"/>
-              <w:left w:val="single" w:sz="4" w:space="0" w:color="000000"/>
-              <w:bottom w:val="single" w:sz="4" w:space="0" w:color="000000"/>
-              <w:right w:val="single" w:sz="4" w:space="0" w:color="000000"/>
-            </w:tcBorders>
-            <w:vAlign w:val="center"/>
-          </w:tcPr>
-          <w:p>
-            <w:pPr>
-              <w:spacing w:before="40" w:after="40"/>
-              <w:jc w:val="left"/>
-            </w:pPr>
-            <w:r>
-              <w:rPr>
-                <w:rFonts w:ascii="Adani" w:hAnsi="Adani"/>
-                <w:b w:val="0"/>
-                <w:sz w:val="18"/>
-                <w:u w:val="none"/>
-              </w:rPr>
-              <w:t>NILA INFRASTRUCTURES LIMITED</w:t>
-            </w:r>
-          </w:p>
-        </w:tc>
-        <w:tc>
-          <w:tcPr>
-            <w:tcW w:type="dxa" w:w="1814"/>
-            <w:shd w:val="clear" w:color="auto" w:fill="FFFFFF"/>
-            <w:tcBorders>
-              <w:top w:val="single" w:sz="4" w:space="0" w:color="000000"/>
-              <w:left w:val="single" w:sz="4" w:space="0" w:color="000000"/>
-              <w:bottom w:val="single" w:sz="4" w:space="0" w:color="000000"/>
-              <w:right w:val="single" w:sz="4" w:space="0" w:color="000000"/>
-            </w:tcBorders>
-            <w:vAlign w:val="center"/>
-          </w:tcPr>
-          <w:p>
-            <w:pPr>
-              <w:spacing w:before="40" w:after="40"/>
-              <w:jc w:val="left"/>
-            </w:pPr>
-            <w:r>
-              <w:rPr>
-                <w:rFonts w:ascii="Adani" w:hAnsi="Adani"/>
-                <w:b w:val="0"/>
-                <w:sz w:val="18"/>
-                <w:u w:val="none"/>
-              </w:rPr>
-              <w:t>Director</w:t>
-            </w:r>
-          </w:p>
-        </w:tc>
-        <w:tc>
-          <w:tcPr>
-            <w:tcW w:type="dxa" w:w="1020"/>
-            <w:shd w:val="clear" w:color="auto" w:fill="FFFFFF"/>
-            <w:tcBorders>
-              <w:top w:val="single" w:sz="4" w:space="0" w:color="000000"/>
-              <w:left w:val="single" w:sz="4" w:space="0" w:color="000000"/>
-              <w:bottom w:val="single" w:sz="4" w:space="0" w:color="000000"/>
-              <w:right w:val="single" w:sz="4" w:space="0" w:color="000000"/>
-            </w:tcBorders>
-            <w:vAlign w:val="center"/>
-          </w:tcPr>
-          <w:p>
-            <w:pPr>
-              <w:spacing w:before="40" w:after="40"/>
-              <w:jc w:val="left"/>
-            </w:pPr>
-            <w:r>
-              <w:rPr>
-                <w:rFonts w:ascii="Adani" w:hAnsi="Adani"/>
-                <w:b w:val="0"/>
-                <w:sz w:val="18"/>
-                <w:u w:val="none"/>
-              </w:rPr>
-              <w:t>NIL</w:t>
-            </w:r>
-          </w:p>
-        </w:tc>
-        <w:tc>
-          <w:tcPr>
-            <w:tcW w:type="dxa" w:w="1247"/>
-            <w:shd w:val="clear" w:color="auto" w:fill="FFFFFF"/>
-            <w:tcBorders>
-              <w:top w:val="single" w:sz="4" w:space="0" w:color="000000"/>
-              <w:left w:val="single" w:sz="4" w:space="0" w:color="000000"/>
-              <w:bottom w:val="single" w:sz="4" w:space="0" w:color="000000"/>
-              <w:right w:val="single" w:sz="4" w:space="0" w:color="000000"/>
-            </w:tcBorders>
-            <w:vAlign w:val="center"/>
-          </w:tcPr>
-          <w:p>
-            <w:pPr>
-              <w:spacing w:before="40" w:after="40"/>
-              <w:jc w:val="left"/>
-            </w:pPr>
-            <w:r>
-              <w:rPr>
-                <w:rFonts w:ascii="Adani" w:hAnsi="Adani"/>
-                <w:b w:val="0"/>
-                <w:sz w:val="18"/>
-                <w:u w:val="none"/>
-              </w:rPr>
-              <w:t>14/08/2010</w:t>
-            </w:r>
-          </w:p>
-        </w:tc>
-      </w:tr>
-      <w:tr>
-        <w:tc>
-          <w:tcPr>
-            <w:tcW w:type="dxa" w:w="680"/>
-            <w:shd w:val="clear" w:color="auto" w:fill="FFFFFF"/>
-            <w:tcBorders>
-              <w:top w:val="single" w:sz="4" w:space="0" w:color="000000"/>
-              <w:left w:val="single" w:sz="4" w:space="0" w:color="000000"/>
-              <w:bottom w:val="single" w:sz="4" w:space="0" w:color="000000"/>
-              <w:right w:val="single" w:sz="4" w:space="0" w:color="000000"/>
-            </w:tcBorders>
-            <w:vAlign w:val="center"/>
-          </w:tcPr>
-          <w:p>
-            <w:pPr>
-              <w:spacing w:before="40" w:after="40"/>
-              <w:jc w:val="left"/>
-            </w:pPr>
-            <w:r>
-              <w:rPr>
-                <w:rFonts w:ascii="Adani" w:hAnsi="Adani"/>
-                <w:b w:val="0"/>
-                <w:sz w:val="18"/>
-                <w:u w:val="none"/>
-              </w:rPr>
-              <w:t>9</w:t>
             </w:r>
           </w:p>
         </w:tc>
@@ -1966,7 +1704,7 @@
                 <w:sz w:val="18"/>
                 <w:u w:val="none"/>
               </w:rPr>
-              <w:t>Date:   07th May, 2026</w:t>
+              <w:t>Date:   15th May, 2026</w:t>
             </w:r>
           </w:p>
         </w:tc>
@@ -2232,174 +1970,441 @@
         <w:t>:</w:t>
       </w:r>
     </w:p>
-    <w:p>
-      <w:pPr>
-        <w:pStyle w:val="ListNumber"/>
-        <w:spacing w:before="0" w:after="40"/>
-        <w:ind w:left="720"/>
-      </w:pPr>
-      <w:r>
-        <w:rPr>
-          <w:rFonts w:ascii="Adani" w:hAnsi="Adani"/>
-          <w:b w:val="0"/>
-          <w:sz w:val="20"/>
-          <w:u w:val="none"/>
-        </w:rPr>
-        <w:t>Father</w:t>
-        <w:tab/>
-        <w:tab/>
-        <w:t>:</w:t>
-        <w:tab/>
-        <w:t>NIL</w:t>
-      </w:r>
-    </w:p>
-    <w:p>
-      <w:pPr>
-        <w:pStyle w:val="ListNumber"/>
-        <w:spacing w:before="0" w:after="40"/>
-        <w:ind w:left="720"/>
-      </w:pPr>
-      <w:r>
-        <w:rPr>
-          <w:rFonts w:ascii="Adani" w:hAnsi="Adani"/>
-          <w:b w:val="0"/>
-          <w:sz w:val="20"/>
-          <w:u w:val="none"/>
-        </w:rPr>
-        <w:t>Mother</w:t>
-        <w:tab/>
-        <w:tab/>
-        <w:t>:</w:t>
-        <w:tab/>
-        <w:t>NIL</w:t>
-      </w:r>
-    </w:p>
-    <w:p>
-      <w:pPr>
-        <w:pStyle w:val="ListNumber"/>
-        <w:spacing w:before="0" w:after="40"/>
-        <w:ind w:left="720"/>
-      </w:pPr>
-      <w:r>
-        <w:rPr>
-          <w:rFonts w:ascii="Adani" w:hAnsi="Adani"/>
-          <w:b w:val="0"/>
-          <w:sz w:val="20"/>
-          <w:u w:val="none"/>
-        </w:rPr>
-        <w:t>Son</w:t>
-        <w:tab/>
-        <w:tab/>
-        <w:t>:</w:t>
-        <w:tab/>
-        <w:t>NIL</w:t>
-      </w:r>
-    </w:p>
-    <w:p>
-      <w:pPr>
-        <w:pStyle w:val="ListNumber"/>
-        <w:spacing w:before="0" w:after="40"/>
-        <w:ind w:left="720"/>
-      </w:pPr>
-      <w:r>
-        <w:rPr>
-          <w:rFonts w:ascii="Adani" w:hAnsi="Adani"/>
-          <w:b w:val="0"/>
-          <w:sz w:val="20"/>
-          <w:u w:val="none"/>
-        </w:rPr>
-        <w:t>Son's Wife</w:t>
-        <w:tab/>
-        <w:tab/>
-        <w:t>:</w:t>
-        <w:tab/>
-        <w:t>NIL</w:t>
-      </w:r>
-    </w:p>
-    <w:p>
-      <w:pPr>
-        <w:pStyle w:val="ListNumber"/>
-        <w:spacing w:before="0" w:after="40"/>
-        <w:ind w:left="720"/>
-      </w:pPr>
-      <w:r>
-        <w:rPr>
-          <w:rFonts w:ascii="Adani" w:hAnsi="Adani"/>
-          <w:b w:val="0"/>
-          <w:sz w:val="20"/>
-          <w:u w:val="none"/>
-        </w:rPr>
-        <w:t>Daughter</w:t>
-        <w:tab/>
-        <w:tab/>
-        <w:t>:</w:t>
-        <w:tab/>
-        <w:t>NIL</w:t>
-      </w:r>
-    </w:p>
-    <w:p>
-      <w:pPr>
-        <w:pStyle w:val="ListNumber"/>
-        <w:spacing w:before="0" w:after="40"/>
-        <w:ind w:left="720"/>
-      </w:pPr>
-      <w:r>
-        <w:rPr>
-          <w:rFonts w:ascii="Adani" w:hAnsi="Adani"/>
-          <w:b w:val="0"/>
-          <w:sz w:val="20"/>
-          <w:u w:val="none"/>
-        </w:rPr>
-        <w:t>Daughter's Husband</w:t>
-        <w:tab/>
-        <w:tab/>
-        <w:t>:</w:t>
-        <w:tab/>
-        <w:t>NIL</w:t>
-      </w:r>
-    </w:p>
-    <w:p>
-      <w:pPr>
-        <w:pStyle w:val="ListNumber"/>
-        <w:spacing w:before="0" w:after="40"/>
-        <w:ind w:left="720"/>
-      </w:pPr>
-      <w:r>
-        <w:rPr>
-          <w:rFonts w:ascii="Adani" w:hAnsi="Adani"/>
-          <w:b w:val="0"/>
-          <w:sz w:val="20"/>
-          <w:u w:val="none"/>
-        </w:rPr>
-        <w:t>Brother</w:t>
-        <w:tab/>
-        <w:tab/>
-        <w:t>:</w:t>
-        <w:tab/>
-        <w:t>NIL</w:t>
-      </w:r>
-    </w:p>
-    <w:p>
-      <w:pPr>
-        <w:pStyle w:val="ListNumber"/>
-        <w:spacing w:before="0" w:after="40"/>
-        <w:ind w:left="720"/>
-      </w:pPr>
-      <w:r>
-        <w:rPr>
-          <w:rFonts w:ascii="Adani" w:hAnsi="Adani"/>
-          <w:b w:val="0"/>
-          <w:sz w:val="20"/>
-          <w:u w:val="none"/>
-        </w:rPr>
-        <w:t>Sister</w:t>
-        <w:tab/>
-        <w:tab/>
-        <w:t>:</w:t>
-        <w:tab/>
-        <w:t>NIL</w:t>
-      </w:r>
-    </w:p>
+    <w:tbl>
+      <w:tblPr>
+        <w:tblW w:type="auto" w:w="0"/>
+        <w:jc w:val="left"/>
+        <w:tblLook w:firstColumn="1" w:firstRow="1" w:lastColumn="0" w:lastRow="0" w:noHBand="0" w:noVBand="1" w:val="04A0"/>
+      </w:tblPr>
+      <w:tblGrid>
+        <w:gridCol w:w="4536"/>
+        <w:gridCol w:w="4536"/>
+      </w:tblGrid>
+      <w:tr>
+        <w:tc>
+          <w:tcPr>
+            <w:tcW w:type="dxa" w:w="4536"/>
+            <w:tcBorders>
+              <w:top w:val="none"/>
+              <w:bottom w:val="none"/>
+              <w:left w:val="none"/>
+              <w:right w:val="none"/>
+            </w:tcBorders>
+          </w:tcPr>
+          <w:p>
+            <w:pPr>
+              <w:ind w:left="720"/>
+            </w:pPr>
+            <w:r>
+              <w:rPr>
+                <w:rFonts w:ascii="Adani" w:hAnsi="Adani"/>
+                <w:b w:val="0"/>
+                <w:sz w:val="20"/>
+                <w:u w:val="none"/>
+              </w:rPr>
+              <w:t>1.</w:t>
+              <w:tab/>
+              <w:t>Father</w:t>
+              <w:tab/>
+              <w:t>:</w:t>
+            </w:r>
+          </w:p>
+        </w:tc>
+        <w:tc>
+          <w:tcPr>
+            <w:tcW w:type="dxa" w:w="4536"/>
+            <w:tcBorders>
+              <w:top w:val="none"/>
+              <w:bottom w:val="none"/>
+              <w:left w:val="none"/>
+              <w:right w:val="none"/>
+            </w:tcBorders>
+          </w:tcPr>
+          <w:p>
+            <w:r>
+              <w:rPr>
+                <w:rFonts w:ascii="Adani" w:hAnsi="Adani"/>
+                <w:b w:val="0"/>
+                <w:sz w:val="20"/>
+                <w:u w:val="none"/>
+              </w:rPr>
+              <w:t>NIL</w:t>
+            </w:r>
+          </w:p>
+        </w:tc>
+      </w:tr>
+      <w:tr>
+        <w:tc>
+          <w:tcPr>
+            <w:tcW w:type="dxa" w:w="4536"/>
+            <w:tcBorders>
+              <w:top w:val="none"/>
+              <w:bottom w:val="none"/>
+              <w:left w:val="none"/>
+              <w:right w:val="none"/>
+            </w:tcBorders>
+          </w:tcPr>
+          <w:p>
+            <w:pPr>
+              <w:ind w:left="720"/>
+            </w:pPr>
+            <w:r>
+              <w:rPr>
+                <w:rFonts w:ascii="Adani" w:hAnsi="Adani"/>
+                <w:b w:val="0"/>
+                <w:sz w:val="20"/>
+                <w:u w:val="none"/>
+              </w:rPr>
+              <w:t>2.</w:t>
+              <w:tab/>
+              <w:t>Mother</w:t>
+              <w:tab/>
+              <w:t>:</w:t>
+            </w:r>
+          </w:p>
+        </w:tc>
+        <w:tc>
+          <w:tcPr>
+            <w:tcW w:type="dxa" w:w="4536"/>
+            <w:tcBorders>
+              <w:top w:val="none"/>
+              <w:bottom w:val="none"/>
+              <w:left w:val="none"/>
+              <w:right w:val="none"/>
+            </w:tcBorders>
+          </w:tcPr>
+          <w:p>
+            <w:r>
+              <w:rPr>
+                <w:rFonts w:ascii="Adani" w:hAnsi="Adani"/>
+                <w:b w:val="0"/>
+                <w:sz w:val="20"/>
+                <w:u w:val="none"/>
+              </w:rPr>
+              <w:t>NIL</w:t>
+            </w:r>
+          </w:p>
+        </w:tc>
+      </w:tr>
+      <w:tr>
+        <w:tc>
+          <w:tcPr>
+            <w:tcW w:type="dxa" w:w="4536"/>
+            <w:tcBorders>
+              <w:top w:val="none"/>
+              <w:bottom w:val="none"/>
+              <w:left w:val="none"/>
+              <w:right w:val="none"/>
+            </w:tcBorders>
+          </w:tcPr>
+          <w:p>
+            <w:pPr>
+              <w:ind w:left="720"/>
+            </w:pPr>
+            <w:r>
+              <w:rPr>
+                <w:rFonts w:ascii="Adani" w:hAnsi="Adani"/>
+                <w:b w:val="0"/>
+                <w:sz w:val="20"/>
+                <w:u w:val="none"/>
+              </w:rPr>
+              <w:t>3.</w:t>
+              <w:tab/>
+              <w:t>Son</w:t>
+              <w:tab/>
+              <w:t>:</w:t>
+            </w:r>
+          </w:p>
+        </w:tc>
+        <w:tc>
+          <w:tcPr>
+            <w:tcW w:type="dxa" w:w="4536"/>
+            <w:tcBorders>
+              <w:top w:val="none"/>
+              <w:bottom w:val="none"/>
+              <w:left w:val="none"/>
+              <w:right w:val="none"/>
+            </w:tcBorders>
+          </w:tcPr>
+          <w:p>
+            <w:r>
+              <w:rPr>
+                <w:rFonts w:ascii="Adani" w:hAnsi="Adani"/>
+                <w:b w:val="0"/>
+                <w:sz w:val="20"/>
+                <w:u w:val="none"/>
+              </w:rPr>
+              <w:t>NIL</w:t>
+            </w:r>
+          </w:p>
+        </w:tc>
+      </w:tr>
+      <w:tr>
+        <w:tc>
+          <w:tcPr>
+            <w:tcW w:type="dxa" w:w="4536"/>
+            <w:tcBorders>
+              <w:top w:val="none"/>
+              <w:bottom w:val="none"/>
+              <w:left w:val="none"/>
+              <w:right w:val="none"/>
+            </w:tcBorders>
+          </w:tcPr>
+          <w:p>
+            <w:pPr>
+              <w:ind w:left="720"/>
+            </w:pPr>
+            <w:r>
+              <w:rPr>
+                <w:rFonts w:ascii="Adani" w:hAnsi="Adani"/>
+                <w:b w:val="0"/>
+                <w:sz w:val="20"/>
+                <w:u w:val="none"/>
+              </w:rPr>
+              <w:t>4.</w:t>
+              <w:tab/>
+              <w:t>Son's Wife</w:t>
+              <w:tab/>
+              <w:t>:</w:t>
+            </w:r>
+          </w:p>
+        </w:tc>
+        <w:tc>
+          <w:tcPr>
+            <w:tcW w:type="dxa" w:w="4536"/>
+            <w:tcBorders>
+              <w:top w:val="none"/>
+              <w:bottom w:val="none"/>
+              <w:left w:val="none"/>
+              <w:right w:val="none"/>
+            </w:tcBorders>
+          </w:tcPr>
+          <w:p>
+            <w:r>
+              <w:rPr>
+                <w:rFonts w:ascii="Adani" w:hAnsi="Adani"/>
+                <w:b w:val="0"/>
+                <w:sz w:val="20"/>
+                <w:u w:val="none"/>
+              </w:rPr>
+              <w:t>NIL</w:t>
+            </w:r>
+          </w:p>
+        </w:tc>
+      </w:tr>
+      <w:tr>
+        <w:tc>
+          <w:tcPr>
+            <w:tcW w:type="dxa" w:w="4536"/>
+            <w:tcBorders>
+              <w:top w:val="none"/>
+              <w:bottom w:val="none"/>
+              <w:left w:val="none"/>
+              <w:right w:val="none"/>
+            </w:tcBorders>
+          </w:tcPr>
+          <w:p>
+            <w:pPr>
+              <w:ind w:left="720"/>
+            </w:pPr>
+            <w:r>
+              <w:rPr>
+                <w:rFonts w:ascii="Adani" w:hAnsi="Adani"/>
+                <w:b w:val="0"/>
+                <w:sz w:val="20"/>
+                <w:u w:val="none"/>
+              </w:rPr>
+              <w:t>5.</w:t>
+              <w:tab/>
+              <w:t>Daughter</w:t>
+              <w:tab/>
+              <w:t>:</w:t>
+            </w:r>
+          </w:p>
+        </w:tc>
+        <w:tc>
+          <w:tcPr>
+            <w:tcW w:type="dxa" w:w="4536"/>
+            <w:tcBorders>
+              <w:top w:val="none"/>
+              <w:bottom w:val="none"/>
+              <w:left w:val="none"/>
+              <w:right w:val="none"/>
+            </w:tcBorders>
+          </w:tcPr>
+          <w:p>
+            <w:r>
+              <w:rPr>
+                <w:rFonts w:ascii="Adani" w:hAnsi="Adani"/>
+                <w:b w:val="0"/>
+                <w:sz w:val="20"/>
+                <w:u w:val="none"/>
+              </w:rPr>
+              <w:t>NIL</w:t>
+            </w:r>
+          </w:p>
+        </w:tc>
+      </w:tr>
+      <w:tr>
+        <w:tc>
+          <w:tcPr>
+            <w:tcW w:type="dxa" w:w="4536"/>
+            <w:tcBorders>
+              <w:top w:val="none"/>
+              <w:bottom w:val="none"/>
+              <w:left w:val="none"/>
+              <w:right w:val="none"/>
+            </w:tcBorders>
+          </w:tcPr>
+          <w:p>
+            <w:pPr>
+              <w:ind w:left="720"/>
+            </w:pPr>
+            <w:r>
+              <w:rPr>
+                <w:rFonts w:ascii="Adani" w:hAnsi="Adani"/>
+                <w:b w:val="0"/>
+                <w:sz w:val="20"/>
+                <w:u w:val="none"/>
+              </w:rPr>
+              <w:t>6.</w:t>
+              <w:tab/>
+              <w:t>Daughter's Husband</w:t>
+              <w:tab/>
+              <w:t>:</w:t>
+            </w:r>
+          </w:p>
+        </w:tc>
+        <w:tc>
+          <w:tcPr>
+            <w:tcW w:type="dxa" w:w="4536"/>
+            <w:tcBorders>
+              <w:top w:val="none"/>
+              <w:bottom w:val="none"/>
+              <w:left w:val="none"/>
+              <w:right w:val="none"/>
+            </w:tcBorders>
+          </w:tcPr>
+          <w:p>
+            <w:r>
+              <w:rPr>
+                <w:rFonts w:ascii="Adani" w:hAnsi="Adani"/>
+                <w:b w:val="0"/>
+                <w:sz w:val="20"/>
+                <w:u w:val="none"/>
+              </w:rPr>
+              <w:t>NIL</w:t>
+            </w:r>
+          </w:p>
+        </w:tc>
+      </w:tr>
+      <w:tr>
+        <w:tc>
+          <w:tcPr>
+            <w:tcW w:type="dxa" w:w="4536"/>
+            <w:tcBorders>
+              <w:top w:val="none"/>
+              <w:bottom w:val="none"/>
+              <w:left w:val="none"/>
+              <w:right w:val="none"/>
+            </w:tcBorders>
+          </w:tcPr>
+          <w:p>
+            <w:pPr>
+              <w:ind w:left="720"/>
+            </w:pPr>
+            <w:r>
+              <w:rPr>
+                <w:rFonts w:ascii="Adani" w:hAnsi="Adani"/>
+                <w:b w:val="0"/>
+                <w:sz w:val="20"/>
+                <w:u w:val="none"/>
+              </w:rPr>
+              <w:t>7.</w:t>
+              <w:tab/>
+              <w:t>Brother</w:t>
+              <w:tab/>
+              <w:t>:</w:t>
+            </w:r>
+          </w:p>
+        </w:tc>
+        <w:tc>
+          <w:tcPr>
+            <w:tcW w:type="dxa" w:w="4536"/>
+            <w:tcBorders>
+              <w:top w:val="none"/>
+              <w:bottom w:val="none"/>
+              <w:left w:val="none"/>
+              <w:right w:val="none"/>
+            </w:tcBorders>
+          </w:tcPr>
+          <w:p>
+            <w:r>
+              <w:rPr>
+                <w:rFonts w:ascii="Adani" w:hAnsi="Adani"/>
+                <w:b w:val="0"/>
+                <w:sz w:val="20"/>
+                <w:u w:val="none"/>
+              </w:rPr>
+              <w:t>NIL</w:t>
+            </w:r>
+          </w:p>
+        </w:tc>
+      </w:tr>
+      <w:tr>
+        <w:tc>
+          <w:tcPr>
+            <w:tcW w:type="dxa" w:w="4536"/>
+            <w:tcBorders>
+              <w:top w:val="none"/>
+              <w:bottom w:val="none"/>
+              <w:left w:val="none"/>
+              <w:right w:val="none"/>
+            </w:tcBorders>
+          </w:tcPr>
+          <w:p>
+            <w:pPr>
+              <w:ind w:left="720"/>
+            </w:pPr>
+            <w:r>
+              <w:rPr>
+                <w:rFonts w:ascii="Adani" w:hAnsi="Adani"/>
+                <w:b w:val="0"/>
+                <w:sz w:val="20"/>
+                <w:u w:val="none"/>
+              </w:rPr>
+              <w:t>8.</w:t>
+              <w:tab/>
+              <w:t>Sister</w:t>
+              <w:tab/>
+              <w:t>:</w:t>
+            </w:r>
+          </w:p>
+        </w:tc>
+        <w:tc>
+          <w:tcPr>
+            <w:tcW w:type="dxa" w:w="4536"/>
+            <w:tcBorders>
+              <w:top w:val="none"/>
+              <w:bottom w:val="none"/>
+              <w:left w:val="none"/>
+              <w:right w:val="none"/>
+            </w:tcBorders>
+          </w:tcPr>
+          <w:p>
+            <w:r>
+              <w:rPr>
+                <w:rFonts w:ascii="Adani" w:hAnsi="Adani"/>
+                <w:b w:val="0"/>
+                <w:sz w:val="20"/>
+                <w:u w:val="none"/>
+              </w:rPr>
+              <w:t>NIL</w:t>
+            </w:r>
+          </w:p>
+        </w:tc>
+      </w:tr>
+    </w:tbl>
     <w:p/>
     <w:p>
       <w:pPr>
@@ -2736,7 +2741,7 @@
                 <w:sz w:val="18"/>
                 <w:u w:val="none"/>
               </w:rPr>
-              <w:t>Date:   07th May, 2026</w:t>
+              <w:t>Date:   15th May, 2026</w:t>
             </w:r>
           </w:p>
         </w:tc>
@@ -2897,7 +2902,7 @@
           <w:sz w:val="20"/>
           <w:u w:val="none"/>
         </w:rPr>
-        <w:t>07th May, 2026</w:t>
+        <w:t>15th May, 2026</w:t>
       </w:r>
     </w:p>
     <w:p>
@@ -3017,7 +3022,7 @@
           <w:sz w:val="20"/>
           <w:u w:val="none"/>
         </w:rPr>
-        <w:t>PARSA KENTE COLLIERIES LIMITED</w:t>
+        <w:t>CSPGCL AEL PARSA COLLIERIES LIMITED</w:t>
       </w:r>
     </w:p>
     <w:p>
@@ -3033,21 +3038,6 @@
           <w:u w:val="none"/>
         </w:rPr>
         <w:t>VRUNDAVAN SHALBY HOSPITALS LIMITED</w:t>
-      </w:r>
-    </w:p>
-    <w:p>
-      <w:pPr>
-        <w:spacing w:before="0" w:after="20"/>
-        <w:jc w:val="left"/>
-      </w:pPr>
-      <w:r>
-        <w:rPr>
-          <w:rFonts w:ascii="Adani" w:hAnsi="Adani"/>
-          <w:b/>
-          <w:sz w:val="20"/>
-          <w:u w:val="none"/>
-        </w:rPr>
-        <w:t>NILA INFRASTRUCTURES LIMITED</w:t>
       </w:r>
     </w:p>
     <w:p>
@@ -3168,7 +3158,7 @@
           <w:sz w:val="20"/>
           <w:u w:val="none"/>
         </w:rPr>
-        <w:t>PARSA KENTE COLLIERIES LIMITED</w:t>
+        <w:t>CSPGCL AEL PARSA COLLIERIES LIMITED</w:t>
       </w:r>
     </w:p>
     <w:p>
@@ -3184,21 +3174,6 @@
           <w:u w:val="none"/>
         </w:rPr>
         <w:t>VRUNDAVAN SHALBY HOSPITALS LIMITED</w:t>
-      </w:r>
-    </w:p>
-    <w:p>
-      <w:pPr>
-        <w:spacing w:before="0" w:after="20"/>
-        <w:jc w:val="left"/>
-      </w:pPr>
-      <w:r>
-        <w:rPr>
-          <w:rFonts w:ascii="Adani" w:hAnsi="Adani"/>
-          <w:b w:val="0"/>
-          <w:sz w:val="20"/>
-          <w:u w:val="none"/>
-        </w:rPr>
-        <w:t>NILA INFRASTRUCTURES LIMITED</w:t>
       </w:r>
     </w:p>
     <w:p/>
@@ -4051,7 +4026,7 @@
                 <w:sz w:val="18"/>
                 <w:u w:val="none"/>
               </w:rPr>
-              <w:t>9</w:t>
+              <w:t>8</w:t>
             </w:r>
           </w:p>
         </w:tc>
@@ -4794,7 +4769,7 @@
                 <w:sz w:val="18"/>
                 <w:u w:val="none"/>
               </w:rPr>
-              <w:t>U10200RJ2007PLC025173</w:t>
+              <w:t>U10102CT2010SGC022194</w:t>
             </w:r>
           </w:p>
         </w:tc>
@@ -4822,7 +4797,7 @@
                 <w:sz w:val="18"/>
                 <w:u w:val="none"/>
               </w:rPr>
-              <w:t>PARSA KENTE COLLIERIES LIMITED</w:t>
+              <w:t>CSPGCL AEL PARSA COLLIERIES LIMITED</w:t>
             </w:r>
           </w:p>
         </w:tc>
@@ -4878,7 +4853,7 @@
                 <w:sz w:val="18"/>
                 <w:u w:val="none"/>
               </w:rPr>
-              <w:t>31/07/2015</w:t>
+              <w:t>13/12/2013</w:t>
             </w:r>
           </w:p>
         </w:tc>
@@ -4993,120 +4968,6 @@
                 <w:u w:val="none"/>
               </w:rPr>
               <w:t>12/08/2011</w:t>
-            </w:r>
-          </w:p>
-        </w:tc>
-      </w:tr>
-      <w:tr>
-        <w:tc>
-          <w:tcPr>
-            <w:tcW w:type="dxa" w:w="2268"/>
-            <w:shd w:val="clear" w:color="auto" w:fill="FFFFFF"/>
-            <w:tcBorders>
-              <w:top w:val="single" w:sz="4" w:space="0" w:color="000000"/>
-              <w:left w:val="single" w:sz="4" w:space="0" w:color="000000"/>
-              <w:bottom w:val="single" w:sz="4" w:space="0" w:color="000000"/>
-              <w:right w:val="single" w:sz="4" w:space="0" w:color="000000"/>
-            </w:tcBorders>
-            <w:vAlign w:val="center"/>
-          </w:tcPr>
-          <w:p>
-            <w:pPr>
-              <w:spacing w:before="40" w:after="40"/>
-              <w:jc w:val="left"/>
-            </w:pPr>
-            <w:r>
-              <w:rPr>
-                <w:rFonts w:ascii="Adani" w:hAnsi="Adani"/>
-                <w:b w:val="0"/>
-                <w:sz w:val="18"/>
-                <w:u w:val="none"/>
-              </w:rPr>
-              <w:t>L45201GJ1990PLC013417</w:t>
-            </w:r>
-          </w:p>
-        </w:tc>
-        <w:tc>
-          <w:tcPr>
-            <w:tcW w:type="dxa" w:w="4252"/>
-            <w:shd w:val="clear" w:color="auto" w:fill="FFFFFF"/>
-            <w:tcBorders>
-              <w:top w:val="single" w:sz="4" w:space="0" w:color="000000"/>
-              <w:left w:val="single" w:sz="4" w:space="0" w:color="000000"/>
-              <w:bottom w:val="single" w:sz="4" w:space="0" w:color="000000"/>
-              <w:right w:val="single" w:sz="4" w:space="0" w:color="000000"/>
-            </w:tcBorders>
-            <w:vAlign w:val="center"/>
-          </w:tcPr>
-          <w:p>
-            <w:pPr>
-              <w:spacing w:before="40" w:after="40"/>
-              <w:jc w:val="left"/>
-            </w:pPr>
-            <w:r>
-              <w:rPr>
-                <w:rFonts w:ascii="Adani" w:hAnsi="Adani"/>
-                <w:b w:val="0"/>
-                <w:sz w:val="18"/>
-                <w:u w:val="none"/>
-              </w:rPr>
-              <w:t>NILA INFRASTRUCTURES LIMITED</w:t>
-            </w:r>
-          </w:p>
-        </w:tc>
-        <w:tc>
-          <w:tcPr>
-            <w:tcW w:type="dxa" w:w="1587"/>
-            <w:shd w:val="clear" w:color="auto" w:fill="FFFFFF"/>
-            <w:tcBorders>
-              <w:top w:val="single" w:sz="4" w:space="0" w:color="000000"/>
-              <w:left w:val="single" w:sz="4" w:space="0" w:color="000000"/>
-              <w:bottom w:val="single" w:sz="4" w:space="0" w:color="000000"/>
-              <w:right w:val="single" w:sz="4" w:space="0" w:color="000000"/>
-            </w:tcBorders>
-            <w:vAlign w:val="center"/>
-          </w:tcPr>
-          <w:p>
-            <w:pPr>
-              <w:spacing w:before="40" w:after="40"/>
-              <w:jc w:val="left"/>
-            </w:pPr>
-            <w:r>
-              <w:rPr>
-                <w:rFonts w:ascii="Adani" w:hAnsi="Adani"/>
-                <w:b w:val="0"/>
-                <w:sz w:val="18"/>
-                <w:u w:val="none"/>
-              </w:rPr>
-              <w:t>Director</w:t>
-            </w:r>
-          </w:p>
-        </w:tc>
-        <w:tc>
-          <w:tcPr>
-            <w:tcW w:type="dxa" w:w="1304"/>
-            <w:shd w:val="clear" w:color="auto" w:fill="FFFFFF"/>
-            <w:tcBorders>
-              <w:top w:val="single" w:sz="4" w:space="0" w:color="000000"/>
-              <w:left w:val="single" w:sz="4" w:space="0" w:color="000000"/>
-              <w:bottom w:val="single" w:sz="4" w:space="0" w:color="000000"/>
-              <w:right w:val="single" w:sz="4" w:space="0" w:color="000000"/>
-            </w:tcBorders>
-            <w:vAlign w:val="center"/>
-          </w:tcPr>
-          <w:p>
-            <w:pPr>
-              <w:spacing w:before="40" w:after="40"/>
-              <w:jc w:val="left"/>
-            </w:pPr>
-            <w:r>
-              <w:rPr>
-                <w:rFonts w:ascii="Adani" w:hAnsi="Adani"/>
-                <w:b w:val="0"/>
-                <w:sz w:val="18"/>
-                <w:u w:val="none"/>
-              </w:rPr>
-              <w:t>14/08/2010</w:t>
             </w:r>
           </w:p>
         </w:tc>

--- a/Backend/Director_Disclosure/Output_Disclosures/2024-25/SHALBY_MEDTECH_LIMITED/MBP-1/MBP1_SHYAMAL_SHIVKUMAR_JOSHI_00005766.docx
+++ b/Backend/Director_Disclosure/Output_Disclosures/2024-25/SHALBY_MEDTECH_LIMITED/MBP-1/MBP1_SHYAMAL_SHIVKUMAR_JOSHI_00005766.docx
@@ -1383,7 +1383,7 @@
                 <w:sz w:val="18"/>
                 <w:u w:val="none"/>
               </w:rPr>
-              <w:t>ADANI PORT INFRASTRUCTURE PRIVATE LIMITE D</w:t>
+              <w:t>ADANI PORT INFRASTRUCTURE PRIVATE LIMITED</w:t>
             </w:r>
           </w:p>
         </w:tc>
@@ -1704,7 +1704,7 @@
                 <w:sz w:val="18"/>
                 <w:u w:val="none"/>
               </w:rPr>
-              <w:t>Date:   15th May, 2026</w:t>
+              <w:t>Date:   27th May, 2026</w:t>
             </w:r>
           </w:p>
         </w:tc>
@@ -2741,7 +2741,7 @@
                 <w:sz w:val="18"/>
                 <w:u w:val="none"/>
               </w:rPr>
-              <w:t>Date:   15th May, 2026</w:t>
+              <w:t>Date:   27th May, 2026</w:t>
             </w:r>
           </w:p>
         </w:tc>
@@ -2902,7 +2902,7 @@
           <w:sz w:val="20"/>
           <w:u w:val="none"/>
         </w:rPr>
-        <w:t>15th May, 2026</w:t>
+        <w:t>27th May, 2026</w:t>
       </w:r>
     </w:p>
     <w:p>
@@ -3052,7 +3052,7 @@
           <w:sz w:val="20"/>
           <w:u w:val="none"/>
         </w:rPr>
-        <w:t>ADANI PORT INFRASTRUCTURE PRIVATE LIMITE D</w:t>
+        <w:t>ADANI PORT INFRASTRUCTURE PRIVATE LIMITED</w:t>
       </w:r>
     </w:p>
     <w:p/>
@@ -3268,7 +3268,7 @@
           <w:sz w:val="20"/>
           <w:u w:val="none"/>
         </w:rPr>
-        <w:t>ADANI PORT INFRASTRUCTURE PRIVATE LIMITE D</w:t>
+        <w:t>ADANI PORT INFRASTRUCTURE PRIVATE LIMITED</w:t>
       </w:r>
     </w:p>
     <w:p/>
@@ -5025,7 +5025,7 @@
                 <w:sz w:val="18"/>
                 <w:u w:val="none"/>
               </w:rPr>
-              <w:t>ADANI PORT INFRASTRUCTURE PRIVATE LIMITE D</w:t>
+              <w:t>ADANI PORT INFRASTRUCTURE PRIVATE LIMITED</w:t>
             </w:r>
           </w:p>
         </w:tc>

--- a/Backend/Director_Disclosure/Output_Disclosures/2024-25/SHALBY_MEDTECH_LIMITED/MBP-1/MBP1_SHYAMAL_SHIVKUMAR_JOSHI_00005766.docx
+++ b/Backend/Director_Disclosure/Output_Disclosures/2024-25/SHALBY_MEDTECH_LIMITED/MBP-1/MBP1_SHYAMAL_SHIVKUMAR_JOSHI_00005766.docx
@@ -531,7 +531,7 @@
                 <w:sz w:val="18"/>
                 <w:u w:val="none"/>
               </w:rPr>
-              <w:t>GVK AIRPORT HOLDINGS LIMITED</w:t>
+              <w:t>GVK AIRPORT DEVELOPERS LIMITED</w:t>
             </w:r>
           </w:p>
         </w:tc>
@@ -673,7 +673,7 @@
                 <w:sz w:val="18"/>
                 <w:u w:val="none"/>
               </w:rPr>
-              <w:t>GVK AIRPORT DEVELOPERS LIMITED</w:t>
+              <w:t>GVK AIRPORT HOLDINGS LIMITED</w:t>
             </w:r>
           </w:p>
         </w:tc>
@@ -815,6 +815,148 @@
                 <w:sz w:val="18"/>
                 <w:u w:val="none"/>
               </w:rPr>
+              <w:t>MARINE INFRASTRUCTURE DEVELOPER PRIVATE LIMITED</w:t>
+            </w:r>
+          </w:p>
+        </w:tc>
+        <w:tc>
+          <w:tcPr>
+            <w:tcW w:type="dxa" w:w="1814"/>
+            <w:shd w:val="clear" w:color="auto" w:fill="FFFFFF"/>
+            <w:tcBorders>
+              <w:top w:val="single" w:sz="4" w:space="0" w:color="000000"/>
+              <w:left w:val="single" w:sz="4" w:space="0" w:color="000000"/>
+              <w:bottom w:val="single" w:sz="4" w:space="0" w:color="000000"/>
+              <w:right w:val="single" w:sz="4" w:space="0" w:color="000000"/>
+            </w:tcBorders>
+            <w:vAlign w:val="center"/>
+          </w:tcPr>
+          <w:p>
+            <w:pPr>
+              <w:spacing w:before="40" w:after="40"/>
+              <w:jc w:val="left"/>
+            </w:pPr>
+            <w:r>
+              <w:rPr>
+                <w:rFonts w:ascii="Adani" w:hAnsi="Adani"/>
+                <w:b w:val="0"/>
+                <w:sz w:val="18"/>
+                <w:u w:val="none"/>
+              </w:rPr>
+              <w:t>Director</w:t>
+            </w:r>
+          </w:p>
+        </w:tc>
+        <w:tc>
+          <w:tcPr>
+            <w:tcW w:type="dxa" w:w="1020"/>
+            <w:shd w:val="clear" w:color="auto" w:fill="FFFFFF"/>
+            <w:tcBorders>
+              <w:top w:val="single" w:sz="4" w:space="0" w:color="000000"/>
+              <w:left w:val="single" w:sz="4" w:space="0" w:color="000000"/>
+              <w:bottom w:val="single" w:sz="4" w:space="0" w:color="000000"/>
+              <w:right w:val="single" w:sz="4" w:space="0" w:color="000000"/>
+            </w:tcBorders>
+            <w:vAlign w:val="center"/>
+          </w:tcPr>
+          <w:p>
+            <w:pPr>
+              <w:spacing w:before="40" w:after="40"/>
+              <w:jc w:val="left"/>
+            </w:pPr>
+            <w:r>
+              <w:rPr>
+                <w:rFonts w:ascii="Adani" w:hAnsi="Adani"/>
+                <w:b w:val="0"/>
+                <w:sz w:val="18"/>
+                <w:u w:val="none"/>
+              </w:rPr>
+              <w:t>NIL</w:t>
+            </w:r>
+          </w:p>
+        </w:tc>
+        <w:tc>
+          <w:tcPr>
+            <w:tcW w:type="dxa" w:w="1247"/>
+            <w:shd w:val="clear" w:color="auto" w:fill="FFFFFF"/>
+            <w:tcBorders>
+              <w:top w:val="single" w:sz="4" w:space="0" w:color="000000"/>
+              <w:left w:val="single" w:sz="4" w:space="0" w:color="000000"/>
+              <w:bottom w:val="single" w:sz="4" w:space="0" w:color="000000"/>
+              <w:right w:val="single" w:sz="4" w:space="0" w:color="000000"/>
+            </w:tcBorders>
+            <w:vAlign w:val="center"/>
+          </w:tcPr>
+          <w:p>
+            <w:pPr>
+              <w:spacing w:before="40" w:after="40"/>
+              <w:jc w:val="left"/>
+            </w:pPr>
+            <w:r>
+              <w:rPr>
+                <w:rFonts w:ascii="Adani" w:hAnsi="Adani"/>
+                <w:b w:val="0"/>
+                <w:sz w:val="18"/>
+                <w:u w:val="none"/>
+              </w:rPr>
+              <w:t>24/06/2020</w:t>
+            </w:r>
+          </w:p>
+        </w:tc>
+      </w:tr>
+      <w:tr>
+        <w:tc>
+          <w:tcPr>
+            <w:tcW w:type="dxa" w:w="680"/>
+            <w:shd w:val="clear" w:color="auto" w:fill="FFFFFF"/>
+            <w:tcBorders>
+              <w:top w:val="single" w:sz="4" w:space="0" w:color="000000"/>
+              <w:left w:val="single" w:sz="4" w:space="0" w:color="000000"/>
+              <w:bottom w:val="single" w:sz="4" w:space="0" w:color="000000"/>
+              <w:right w:val="single" w:sz="4" w:space="0" w:color="000000"/>
+            </w:tcBorders>
+            <w:vAlign w:val="center"/>
+          </w:tcPr>
+          <w:p>
+            <w:pPr>
+              <w:spacing w:before="40" w:after="40"/>
+              <w:jc w:val="left"/>
+            </w:pPr>
+            <w:r>
+              <w:rPr>
+                <w:rFonts w:ascii="Adani" w:hAnsi="Adani"/>
+                <w:b w:val="0"/>
+                <w:sz w:val="18"/>
+                <w:u w:val="none"/>
+              </w:rPr>
+              <w:t>5</w:t>
+            </w:r>
+          </w:p>
+        </w:tc>
+        <w:tc>
+          <w:tcPr>
+            <w:tcW w:type="dxa" w:w="3969"/>
+            <w:shd w:val="clear" w:color="auto" w:fill="FFFFFF"/>
+            <w:tcBorders>
+              <w:top w:val="single" w:sz="4" w:space="0" w:color="000000"/>
+              <w:left w:val="single" w:sz="4" w:space="0" w:color="000000"/>
+              <w:bottom w:val="single" w:sz="4" w:space="0" w:color="000000"/>
+              <w:right w:val="single" w:sz="4" w:space="0" w:color="000000"/>
+            </w:tcBorders>
+            <w:vAlign w:val="center"/>
+          </w:tcPr>
+          <w:p>
+            <w:pPr>
+              <w:spacing w:before="40" w:after="40"/>
+              <w:jc w:val="left"/>
+            </w:pPr>
+            <w:r>
+              <w:rPr>
+                <w:rFonts w:ascii="Adani" w:hAnsi="Adani"/>
+                <w:b w:val="0"/>
+                <w:sz w:val="18"/>
+                <w:u w:val="none"/>
+              </w:rPr>
               <w:t>SHALBY MEDTECH LIMITED</w:t>
             </w:r>
           </w:p>
@@ -929,291 +1071,7 @@
                 <w:sz w:val="18"/>
                 <w:u w:val="none"/>
               </w:rPr>
-              <w:t>5</w:t>
-            </w:r>
-          </w:p>
-        </w:tc>
-        <w:tc>
-          <w:tcPr>
-            <w:tcW w:type="dxa" w:w="3969"/>
-            <w:shd w:val="clear" w:color="auto" w:fill="FFFFFF"/>
-            <w:tcBorders>
-              <w:top w:val="single" w:sz="4" w:space="0" w:color="000000"/>
-              <w:left w:val="single" w:sz="4" w:space="0" w:color="000000"/>
-              <w:bottom w:val="single" w:sz="4" w:space="0" w:color="000000"/>
-              <w:right w:val="single" w:sz="4" w:space="0" w:color="000000"/>
-            </w:tcBorders>
-            <w:vAlign w:val="center"/>
-          </w:tcPr>
-          <w:p>
-            <w:pPr>
-              <w:spacing w:before="40" w:after="40"/>
-              <w:jc w:val="left"/>
-            </w:pPr>
-            <w:r>
-              <w:rPr>
-                <w:rFonts w:ascii="Adani" w:hAnsi="Adani"/>
-                <w:b w:val="0"/>
-                <w:sz w:val="18"/>
-                <w:u w:val="none"/>
-              </w:rPr>
-              <w:t>MARINE INFRASTRUCTURE DEVELOPER PRIVATE LIMITED</w:t>
-            </w:r>
-          </w:p>
-        </w:tc>
-        <w:tc>
-          <w:tcPr>
-            <w:tcW w:type="dxa" w:w="1814"/>
-            <w:shd w:val="clear" w:color="auto" w:fill="FFFFFF"/>
-            <w:tcBorders>
-              <w:top w:val="single" w:sz="4" w:space="0" w:color="000000"/>
-              <w:left w:val="single" w:sz="4" w:space="0" w:color="000000"/>
-              <w:bottom w:val="single" w:sz="4" w:space="0" w:color="000000"/>
-              <w:right w:val="single" w:sz="4" w:space="0" w:color="000000"/>
-            </w:tcBorders>
-            <w:vAlign w:val="center"/>
-          </w:tcPr>
-          <w:p>
-            <w:pPr>
-              <w:spacing w:before="40" w:after="40"/>
-              <w:jc w:val="left"/>
-            </w:pPr>
-            <w:r>
-              <w:rPr>
-                <w:rFonts w:ascii="Adani" w:hAnsi="Adani"/>
-                <w:b w:val="0"/>
-                <w:sz w:val="18"/>
-                <w:u w:val="none"/>
-              </w:rPr>
-              <w:t>Additional Director</w:t>
-            </w:r>
-          </w:p>
-        </w:tc>
-        <w:tc>
-          <w:tcPr>
-            <w:tcW w:type="dxa" w:w="1020"/>
-            <w:shd w:val="clear" w:color="auto" w:fill="FFFFFF"/>
-            <w:tcBorders>
-              <w:top w:val="single" w:sz="4" w:space="0" w:color="000000"/>
-              <w:left w:val="single" w:sz="4" w:space="0" w:color="000000"/>
-              <w:bottom w:val="single" w:sz="4" w:space="0" w:color="000000"/>
-              <w:right w:val="single" w:sz="4" w:space="0" w:color="000000"/>
-            </w:tcBorders>
-            <w:vAlign w:val="center"/>
-          </w:tcPr>
-          <w:p>
-            <w:pPr>
-              <w:spacing w:before="40" w:after="40"/>
-              <w:jc w:val="left"/>
-            </w:pPr>
-            <w:r>
-              <w:rPr>
-                <w:rFonts w:ascii="Adani" w:hAnsi="Adani"/>
-                <w:b w:val="0"/>
-                <w:sz w:val="18"/>
-                <w:u w:val="none"/>
-              </w:rPr>
-              <w:t>NIL</w:t>
-            </w:r>
-          </w:p>
-        </w:tc>
-        <w:tc>
-          <w:tcPr>
-            <w:tcW w:type="dxa" w:w="1247"/>
-            <w:shd w:val="clear" w:color="auto" w:fill="FFFFFF"/>
-            <w:tcBorders>
-              <w:top w:val="single" w:sz="4" w:space="0" w:color="000000"/>
-              <w:left w:val="single" w:sz="4" w:space="0" w:color="000000"/>
-              <w:bottom w:val="single" w:sz="4" w:space="0" w:color="000000"/>
-              <w:right w:val="single" w:sz="4" w:space="0" w:color="000000"/>
-            </w:tcBorders>
-            <w:vAlign w:val="center"/>
-          </w:tcPr>
-          <w:p>
-            <w:pPr>
-              <w:spacing w:before="40" w:after="40"/>
-              <w:jc w:val="left"/>
-            </w:pPr>
-            <w:r>
-              <w:rPr>
-                <w:rFonts w:ascii="Adani" w:hAnsi="Adani"/>
-                <w:b w:val="0"/>
-                <w:sz w:val="18"/>
-                <w:u w:val="none"/>
-              </w:rPr>
-              <w:t>04/11/2019</w:t>
-            </w:r>
-          </w:p>
-        </w:tc>
-      </w:tr>
-      <w:tr>
-        <w:tc>
-          <w:tcPr>
-            <w:tcW w:type="dxa" w:w="680"/>
-            <w:shd w:val="clear" w:color="auto" w:fill="FFFFFF"/>
-            <w:tcBorders>
-              <w:top w:val="single" w:sz="4" w:space="0" w:color="000000"/>
-              <w:left w:val="single" w:sz="4" w:space="0" w:color="000000"/>
-              <w:bottom w:val="single" w:sz="4" w:space="0" w:color="000000"/>
-              <w:right w:val="single" w:sz="4" w:space="0" w:color="000000"/>
-            </w:tcBorders>
-            <w:vAlign w:val="center"/>
-          </w:tcPr>
-          <w:p>
-            <w:pPr>
-              <w:spacing w:before="40" w:after="40"/>
-              <w:jc w:val="left"/>
-            </w:pPr>
-            <w:r>
-              <w:rPr>
-                <w:rFonts w:ascii="Adani" w:hAnsi="Adani"/>
-                <w:b w:val="0"/>
-                <w:sz w:val="18"/>
-                <w:u w:val="none"/>
-              </w:rPr>
               <w:t>6</w:t>
-            </w:r>
-          </w:p>
-        </w:tc>
-        <w:tc>
-          <w:tcPr>
-            <w:tcW w:type="dxa" w:w="3969"/>
-            <w:shd w:val="clear" w:color="auto" w:fill="FFFFFF"/>
-            <w:tcBorders>
-              <w:top w:val="single" w:sz="4" w:space="0" w:color="000000"/>
-              <w:left w:val="single" w:sz="4" w:space="0" w:color="000000"/>
-              <w:bottom w:val="single" w:sz="4" w:space="0" w:color="000000"/>
-              <w:right w:val="single" w:sz="4" w:space="0" w:color="000000"/>
-            </w:tcBorders>
-            <w:vAlign w:val="center"/>
-          </w:tcPr>
-          <w:p>
-            <w:pPr>
-              <w:spacing w:before="40" w:after="40"/>
-              <w:jc w:val="left"/>
-            </w:pPr>
-            <w:r>
-              <w:rPr>
-                <w:rFonts w:ascii="Adani" w:hAnsi="Adani"/>
-                <w:b w:val="0"/>
-                <w:sz w:val="18"/>
-                <w:u w:val="none"/>
-              </w:rPr>
-              <w:t>CSPGCL AEL PARSA COLLIERIES LIMITED</w:t>
-            </w:r>
-          </w:p>
-        </w:tc>
-        <w:tc>
-          <w:tcPr>
-            <w:tcW w:type="dxa" w:w="1814"/>
-            <w:shd w:val="clear" w:color="auto" w:fill="FFFFFF"/>
-            <w:tcBorders>
-              <w:top w:val="single" w:sz="4" w:space="0" w:color="000000"/>
-              <w:left w:val="single" w:sz="4" w:space="0" w:color="000000"/>
-              <w:bottom w:val="single" w:sz="4" w:space="0" w:color="000000"/>
-              <w:right w:val="single" w:sz="4" w:space="0" w:color="000000"/>
-            </w:tcBorders>
-            <w:vAlign w:val="center"/>
-          </w:tcPr>
-          <w:p>
-            <w:pPr>
-              <w:spacing w:before="40" w:after="40"/>
-              <w:jc w:val="left"/>
-            </w:pPr>
-            <w:r>
-              <w:rPr>
-                <w:rFonts w:ascii="Adani" w:hAnsi="Adani"/>
-                <w:b w:val="0"/>
-                <w:sz w:val="18"/>
-                <w:u w:val="none"/>
-              </w:rPr>
-              <w:t>Director</w:t>
-            </w:r>
-          </w:p>
-        </w:tc>
-        <w:tc>
-          <w:tcPr>
-            <w:tcW w:type="dxa" w:w="1020"/>
-            <w:shd w:val="clear" w:color="auto" w:fill="FFFFFF"/>
-            <w:tcBorders>
-              <w:top w:val="single" w:sz="4" w:space="0" w:color="000000"/>
-              <w:left w:val="single" w:sz="4" w:space="0" w:color="000000"/>
-              <w:bottom w:val="single" w:sz="4" w:space="0" w:color="000000"/>
-              <w:right w:val="single" w:sz="4" w:space="0" w:color="000000"/>
-            </w:tcBorders>
-            <w:vAlign w:val="center"/>
-          </w:tcPr>
-          <w:p>
-            <w:pPr>
-              <w:spacing w:before="40" w:after="40"/>
-              <w:jc w:val="left"/>
-            </w:pPr>
-            <w:r>
-              <w:rPr>
-                <w:rFonts w:ascii="Adani" w:hAnsi="Adani"/>
-                <w:b w:val="0"/>
-                <w:sz w:val="18"/>
-                <w:u w:val="none"/>
-              </w:rPr>
-              <w:t>NIL</w:t>
-            </w:r>
-          </w:p>
-        </w:tc>
-        <w:tc>
-          <w:tcPr>
-            <w:tcW w:type="dxa" w:w="1247"/>
-            <w:shd w:val="clear" w:color="auto" w:fill="FFFFFF"/>
-            <w:tcBorders>
-              <w:top w:val="single" w:sz="4" w:space="0" w:color="000000"/>
-              <w:left w:val="single" w:sz="4" w:space="0" w:color="000000"/>
-              <w:bottom w:val="single" w:sz="4" w:space="0" w:color="000000"/>
-              <w:right w:val="single" w:sz="4" w:space="0" w:color="000000"/>
-            </w:tcBorders>
-            <w:vAlign w:val="center"/>
-          </w:tcPr>
-          <w:p>
-            <w:pPr>
-              <w:spacing w:before="40" w:after="40"/>
-              <w:jc w:val="left"/>
-            </w:pPr>
-            <w:r>
-              <w:rPr>
-                <w:rFonts w:ascii="Adani" w:hAnsi="Adani"/>
-                <w:b w:val="0"/>
-                <w:sz w:val="18"/>
-                <w:u w:val="none"/>
-              </w:rPr>
-              <w:t>13/12/2013</w:t>
-            </w:r>
-          </w:p>
-        </w:tc>
-      </w:tr>
-      <w:tr>
-        <w:tc>
-          <w:tcPr>
-            <w:tcW w:type="dxa" w:w="680"/>
-            <w:shd w:val="clear" w:color="auto" w:fill="FFFFFF"/>
-            <w:tcBorders>
-              <w:top w:val="single" w:sz="4" w:space="0" w:color="000000"/>
-              <w:left w:val="single" w:sz="4" w:space="0" w:color="000000"/>
-              <w:bottom w:val="single" w:sz="4" w:space="0" w:color="000000"/>
-              <w:right w:val="single" w:sz="4" w:space="0" w:color="000000"/>
-            </w:tcBorders>
-            <w:vAlign w:val="center"/>
-          </w:tcPr>
-          <w:p>
-            <w:pPr>
-              <w:spacing w:before="40" w:after="40"/>
-              <w:jc w:val="left"/>
-            </w:pPr>
-            <w:r>
-              <w:rPr>
-                <w:rFonts w:ascii="Adani" w:hAnsi="Adani"/>
-                <w:b w:val="0"/>
-                <w:sz w:val="18"/>
-                <w:u w:val="none"/>
-              </w:rPr>
-              <w:t>7</w:t>
             </w:r>
           </w:p>
         </w:tc>
@@ -1326,148 +1184,6 @@
                 <w:u w:val="none"/>
               </w:rPr>
               <w:t>12/08/2011</w:t>
-            </w:r>
-          </w:p>
-        </w:tc>
-      </w:tr>
-      <w:tr>
-        <w:tc>
-          <w:tcPr>
-            <w:tcW w:type="dxa" w:w="680"/>
-            <w:shd w:val="clear" w:color="auto" w:fill="FFFFFF"/>
-            <w:tcBorders>
-              <w:top w:val="single" w:sz="4" w:space="0" w:color="000000"/>
-              <w:left w:val="single" w:sz="4" w:space="0" w:color="000000"/>
-              <w:bottom w:val="single" w:sz="4" w:space="0" w:color="000000"/>
-              <w:right w:val="single" w:sz="4" w:space="0" w:color="000000"/>
-            </w:tcBorders>
-            <w:vAlign w:val="center"/>
-          </w:tcPr>
-          <w:p>
-            <w:pPr>
-              <w:spacing w:before="40" w:after="40"/>
-              <w:jc w:val="left"/>
-            </w:pPr>
-            <w:r>
-              <w:rPr>
-                <w:rFonts w:ascii="Adani" w:hAnsi="Adani"/>
-                <w:b w:val="0"/>
-                <w:sz w:val="18"/>
-                <w:u w:val="none"/>
-              </w:rPr>
-              <w:t>8</w:t>
-            </w:r>
-          </w:p>
-        </w:tc>
-        <w:tc>
-          <w:tcPr>
-            <w:tcW w:type="dxa" w:w="3969"/>
-            <w:shd w:val="clear" w:color="auto" w:fill="FFFFFF"/>
-            <w:tcBorders>
-              <w:top w:val="single" w:sz="4" w:space="0" w:color="000000"/>
-              <w:left w:val="single" w:sz="4" w:space="0" w:color="000000"/>
-              <w:bottom w:val="single" w:sz="4" w:space="0" w:color="000000"/>
-              <w:right w:val="single" w:sz="4" w:space="0" w:color="000000"/>
-            </w:tcBorders>
-            <w:vAlign w:val="center"/>
-          </w:tcPr>
-          <w:p>
-            <w:pPr>
-              <w:spacing w:before="40" w:after="40"/>
-              <w:jc w:val="left"/>
-            </w:pPr>
-            <w:r>
-              <w:rPr>
-                <w:rFonts w:ascii="Adani" w:hAnsi="Adani"/>
-                <w:b w:val="0"/>
-                <w:sz w:val="18"/>
-                <w:u w:val="none"/>
-              </w:rPr>
-              <w:t>ADANI PORT INFRASTRUCTURE PRIVATE LIMITED</w:t>
-            </w:r>
-          </w:p>
-        </w:tc>
-        <w:tc>
-          <w:tcPr>
-            <w:tcW w:type="dxa" w:w="1814"/>
-            <w:shd w:val="clear" w:color="auto" w:fill="FFFFFF"/>
-            <w:tcBorders>
-              <w:top w:val="single" w:sz="4" w:space="0" w:color="000000"/>
-              <w:left w:val="single" w:sz="4" w:space="0" w:color="000000"/>
-              <w:bottom w:val="single" w:sz="4" w:space="0" w:color="000000"/>
-              <w:right w:val="single" w:sz="4" w:space="0" w:color="000000"/>
-            </w:tcBorders>
-            <w:vAlign w:val="center"/>
-          </w:tcPr>
-          <w:p>
-            <w:pPr>
-              <w:spacing w:before="40" w:after="40"/>
-              <w:jc w:val="left"/>
-            </w:pPr>
-            <w:r>
-              <w:rPr>
-                <w:rFonts w:ascii="Adani" w:hAnsi="Adani"/>
-                <w:b w:val="0"/>
-                <w:sz w:val="18"/>
-                <w:u w:val="none"/>
-              </w:rPr>
-              <w:t>Director</w:t>
-            </w:r>
-          </w:p>
-        </w:tc>
-        <w:tc>
-          <w:tcPr>
-            <w:tcW w:type="dxa" w:w="1020"/>
-            <w:shd w:val="clear" w:color="auto" w:fill="FFFFFF"/>
-            <w:tcBorders>
-              <w:top w:val="single" w:sz="4" w:space="0" w:color="000000"/>
-              <w:left w:val="single" w:sz="4" w:space="0" w:color="000000"/>
-              <w:bottom w:val="single" w:sz="4" w:space="0" w:color="000000"/>
-              <w:right w:val="single" w:sz="4" w:space="0" w:color="000000"/>
-            </w:tcBorders>
-            <w:vAlign w:val="center"/>
-          </w:tcPr>
-          <w:p>
-            <w:pPr>
-              <w:spacing w:before="40" w:after="40"/>
-              <w:jc w:val="left"/>
-            </w:pPr>
-            <w:r>
-              <w:rPr>
-                <w:rFonts w:ascii="Adani" w:hAnsi="Adani"/>
-                <w:b w:val="0"/>
-                <w:sz w:val="18"/>
-                <w:u w:val="none"/>
-              </w:rPr>
-              <w:t>NIL</w:t>
-            </w:r>
-          </w:p>
-        </w:tc>
-        <w:tc>
-          <w:tcPr>
-            <w:tcW w:type="dxa" w:w="1247"/>
-            <w:shd w:val="clear" w:color="auto" w:fill="FFFFFF"/>
-            <w:tcBorders>
-              <w:top w:val="single" w:sz="4" w:space="0" w:color="000000"/>
-              <w:left w:val="single" w:sz="4" w:space="0" w:color="000000"/>
-              <w:bottom w:val="single" w:sz="4" w:space="0" w:color="000000"/>
-              <w:right w:val="single" w:sz="4" w:space="0" w:color="000000"/>
-            </w:tcBorders>
-            <w:vAlign w:val="center"/>
-          </w:tcPr>
-          <w:p>
-            <w:pPr>
-              <w:spacing w:before="40" w:after="40"/>
-              <w:jc w:val="left"/>
-            </w:pPr>
-            <w:r>
-              <w:rPr>
-                <w:rFonts w:ascii="Adani" w:hAnsi="Adani"/>
-                <w:b w:val="0"/>
-                <w:sz w:val="18"/>
-                <w:u w:val="none"/>
-              </w:rPr>
-              <w:t>04/03/2008</w:t>
             </w:r>
           </w:p>
         </w:tc>
@@ -1704,7 +1420,7 @@
                 <w:sz w:val="18"/>
                 <w:u w:val="none"/>
               </w:rPr>
-              <w:t>Date:   27th May, 2026</w:t>
+              <w:t>Date:   09th June, 2026</w:t>
             </w:r>
           </w:p>
         </w:tc>
@@ -2741,7 +2457,7 @@
                 <w:sz w:val="18"/>
                 <w:u w:val="none"/>
               </w:rPr>
-              <w:t>Date:   27th May, 2026</w:t>
+              <w:t>Date:   09th June, 2026</w:t>
             </w:r>
           </w:p>
         </w:tc>
@@ -2902,7 +2618,7 @@
           <w:sz w:val="20"/>
           <w:u w:val="none"/>
         </w:rPr>
-        <w:t>27th May, 2026</w:t>
+        <w:t>09th June, 2026</w:t>
       </w:r>
     </w:p>
     <w:p>
@@ -2962,6 +2678,21 @@
           <w:sz w:val="20"/>
           <w:u w:val="none"/>
         </w:rPr>
+        <w:t>GVK AIRPORT DEVELOPERS LIMITED</w:t>
+      </w:r>
+    </w:p>
+    <w:p>
+      <w:pPr>
+        <w:spacing w:before="0" w:after="20"/>
+        <w:jc w:val="left"/>
+      </w:pPr>
+      <w:r>
+        <w:rPr>
+          <w:rFonts w:ascii="Adani" w:hAnsi="Adani"/>
+          <w:b/>
+          <w:sz w:val="20"/>
+          <w:u w:val="none"/>
+        </w:rPr>
         <w:t>GVK AIRPORT HOLDINGS LIMITED</w:t>
       </w:r>
     </w:p>
@@ -2977,7 +2708,7 @@
           <w:sz w:val="20"/>
           <w:u w:val="none"/>
         </w:rPr>
-        <w:t>GVK AIRPORT DEVELOPERS LIMITED</w:t>
+        <w:t>MARINE INFRASTRUCTURE DEVELOPER PRIVATE LIMITED</w:t>
       </w:r>
     </w:p>
     <w:p>
@@ -3007,52 +2738,7 @@
           <w:sz w:val="20"/>
           <w:u w:val="none"/>
         </w:rPr>
-        <w:t>MARINE INFRASTRUCTURE DEVELOPER PRIVATE LIMITED</w:t>
-      </w:r>
-    </w:p>
-    <w:p>
-      <w:pPr>
-        <w:spacing w:before="0" w:after="20"/>
-        <w:jc w:val="left"/>
-      </w:pPr>
-      <w:r>
-        <w:rPr>
-          <w:rFonts w:ascii="Adani" w:hAnsi="Adani"/>
-          <w:b/>
-          <w:sz w:val="20"/>
-          <w:u w:val="none"/>
-        </w:rPr>
-        <w:t>CSPGCL AEL PARSA COLLIERIES LIMITED</w:t>
-      </w:r>
-    </w:p>
-    <w:p>
-      <w:pPr>
-        <w:spacing w:before="0" w:after="20"/>
-        <w:jc w:val="left"/>
-      </w:pPr>
-      <w:r>
-        <w:rPr>
-          <w:rFonts w:ascii="Adani" w:hAnsi="Adani"/>
-          <w:b/>
-          <w:sz w:val="20"/>
-          <w:u w:val="none"/>
-        </w:rPr>
         <w:t>VRUNDAVAN SHALBY HOSPITALS LIMITED</w:t>
-      </w:r>
-    </w:p>
-    <w:p>
-      <w:pPr>
-        <w:spacing w:before="0" w:after="20"/>
-        <w:jc w:val="left"/>
-      </w:pPr>
-      <w:r>
-        <w:rPr>
-          <w:rFonts w:ascii="Adani" w:hAnsi="Adani"/>
-          <w:b/>
-          <w:sz w:val="20"/>
-          <w:u w:val="none"/>
-        </w:rPr>
-        <w:t>ADANI PORT INFRASTRUCTURE PRIVATE LIMITED</w:t>
       </w:r>
     </w:p>
     <w:p/>
@@ -3113,6 +2799,21 @@
           <w:sz w:val="20"/>
           <w:u w:val="none"/>
         </w:rPr>
+        <w:t>GVK AIRPORT DEVELOPERS LIMITED</w:t>
+      </w:r>
+    </w:p>
+    <w:p>
+      <w:pPr>
+        <w:spacing w:before="0" w:after="20"/>
+        <w:jc w:val="left"/>
+      </w:pPr>
+      <w:r>
+        <w:rPr>
+          <w:rFonts w:ascii="Adani" w:hAnsi="Adani"/>
+          <w:b w:val="0"/>
+          <w:sz w:val="20"/>
+          <w:u w:val="none"/>
+        </w:rPr>
         <w:t>GVK AIRPORT HOLDINGS LIMITED</w:t>
       </w:r>
     </w:p>
@@ -3128,37 +2829,7 @@
           <w:sz w:val="20"/>
           <w:u w:val="none"/>
         </w:rPr>
-        <w:t>GVK AIRPORT DEVELOPERS LIMITED</w:t>
-      </w:r>
-    </w:p>
-    <w:p>
-      <w:pPr>
-        <w:spacing w:before="0" w:after="20"/>
-        <w:jc w:val="left"/>
-      </w:pPr>
-      <w:r>
-        <w:rPr>
-          <w:rFonts w:ascii="Adani" w:hAnsi="Adani"/>
-          <w:b w:val="0"/>
-          <w:sz w:val="20"/>
-          <w:u w:val="none"/>
-        </w:rPr>
         <w:t>SHALBY MEDTECH LIMITED</w:t>
-      </w:r>
-    </w:p>
-    <w:p>
-      <w:pPr>
-        <w:spacing w:before="0" w:after="20"/>
-        <w:jc w:val="left"/>
-      </w:pPr>
-      <w:r>
-        <w:rPr>
-          <w:rFonts w:ascii="Adani" w:hAnsi="Adani"/>
-          <w:b w:val="0"/>
-          <w:sz w:val="20"/>
-          <w:u w:val="none"/>
-        </w:rPr>
-        <w:t>CSPGCL AEL PARSA COLLIERIES LIMITED</w:t>
       </w:r>
     </w:p>
     <w:p>
@@ -3254,21 +2925,6 @@
           <w:u w:val="none"/>
         </w:rPr>
         <w:t>MARINE INFRASTRUCTURE DEVELOPER PRIVATE LIMITED</w:t>
-      </w:r>
-    </w:p>
-    <w:p>
-      <w:pPr>
-        <w:spacing w:before="0" w:after="20"/>
-        <w:jc w:val="left"/>
-      </w:pPr>
-      <w:r>
-        <w:rPr>
-          <w:rFonts w:ascii="Adani" w:hAnsi="Adani"/>
-          <w:b w:val="0"/>
-          <w:sz w:val="20"/>
-          <w:u w:val="none"/>
-        </w:rPr>
-        <w:t>ADANI PORT INFRASTRUCTURE PRIVATE LIMITED</w:t>
       </w:r>
     </w:p>
     <w:p/>
@@ -4026,7 +3682,7 @@
                 <w:sz w:val="18"/>
                 <w:u w:val="none"/>
               </w:rPr>
-              <w:t>8</w:t>
+              <w:t>6</w:t>
             </w:r>
           </w:p>
         </w:tc>
@@ -4313,6 +3969,120 @@
                 <w:sz w:val="18"/>
                 <w:u w:val="none"/>
               </w:rPr>
+              <w:t>U62200TG2005PLC046510</w:t>
+            </w:r>
+          </w:p>
+        </w:tc>
+        <w:tc>
+          <w:tcPr>
+            <w:tcW w:type="dxa" w:w="4252"/>
+            <w:shd w:val="clear" w:color="auto" w:fill="FFFFFF"/>
+            <w:tcBorders>
+              <w:top w:val="single" w:sz="4" w:space="0" w:color="000000"/>
+              <w:left w:val="single" w:sz="4" w:space="0" w:color="000000"/>
+              <w:bottom w:val="single" w:sz="4" w:space="0" w:color="000000"/>
+              <w:right w:val="single" w:sz="4" w:space="0" w:color="000000"/>
+            </w:tcBorders>
+            <w:vAlign w:val="center"/>
+          </w:tcPr>
+          <w:p>
+            <w:pPr>
+              <w:spacing w:before="40" w:after="40"/>
+              <w:jc w:val="left"/>
+            </w:pPr>
+            <w:r>
+              <w:rPr>
+                <w:rFonts w:ascii="Adani" w:hAnsi="Adani"/>
+                <w:b w:val="0"/>
+                <w:sz w:val="18"/>
+                <w:u w:val="none"/>
+              </w:rPr>
+              <w:t>GVK AIRPORT DEVELOPERS LIMITED</w:t>
+            </w:r>
+          </w:p>
+        </w:tc>
+        <w:tc>
+          <w:tcPr>
+            <w:tcW w:type="dxa" w:w="1587"/>
+            <w:shd w:val="clear" w:color="auto" w:fill="FFFFFF"/>
+            <w:tcBorders>
+              <w:top w:val="single" w:sz="4" w:space="0" w:color="000000"/>
+              <w:left w:val="single" w:sz="4" w:space="0" w:color="000000"/>
+              <w:bottom w:val="single" w:sz="4" w:space="0" w:color="000000"/>
+              <w:right w:val="single" w:sz="4" w:space="0" w:color="000000"/>
+            </w:tcBorders>
+            <w:vAlign w:val="center"/>
+          </w:tcPr>
+          <w:p>
+            <w:pPr>
+              <w:spacing w:before="40" w:after="40"/>
+              <w:jc w:val="left"/>
+            </w:pPr>
+            <w:r>
+              <w:rPr>
+                <w:rFonts w:ascii="Adani" w:hAnsi="Adani"/>
+                <w:b w:val="0"/>
+                <w:sz w:val="18"/>
+                <w:u w:val="none"/>
+              </w:rPr>
+              <w:t>Director</w:t>
+            </w:r>
+          </w:p>
+        </w:tc>
+        <w:tc>
+          <w:tcPr>
+            <w:tcW w:type="dxa" w:w="1304"/>
+            <w:shd w:val="clear" w:color="auto" w:fill="FFFFFF"/>
+            <w:tcBorders>
+              <w:top w:val="single" w:sz="4" w:space="0" w:color="000000"/>
+              <w:left w:val="single" w:sz="4" w:space="0" w:color="000000"/>
+              <w:bottom w:val="single" w:sz="4" w:space="0" w:color="000000"/>
+              <w:right w:val="single" w:sz="4" w:space="0" w:color="000000"/>
+            </w:tcBorders>
+            <w:vAlign w:val="center"/>
+          </w:tcPr>
+          <w:p>
+            <w:pPr>
+              <w:spacing w:before="40" w:after="40"/>
+              <w:jc w:val="left"/>
+            </w:pPr>
+            <w:r>
+              <w:rPr>
+                <w:rFonts w:ascii="Adani" w:hAnsi="Adani"/>
+                <w:b w:val="0"/>
+                <w:sz w:val="18"/>
+                <w:u w:val="none"/>
+              </w:rPr>
+              <w:t>30/11/2021</w:t>
+            </w:r>
+          </w:p>
+        </w:tc>
+      </w:tr>
+      <w:tr>
+        <w:tc>
+          <w:tcPr>
+            <w:tcW w:type="dxa" w:w="2268"/>
+            <w:shd w:val="clear" w:color="auto" w:fill="FFFFFF"/>
+            <w:tcBorders>
+              <w:top w:val="single" w:sz="4" w:space="0" w:color="000000"/>
+              <w:left w:val="single" w:sz="4" w:space="0" w:color="000000"/>
+              <w:bottom w:val="single" w:sz="4" w:space="0" w:color="000000"/>
+              <w:right w:val="single" w:sz="4" w:space="0" w:color="000000"/>
+            </w:tcBorders>
+            <w:vAlign w:val="center"/>
+          </w:tcPr>
+          <w:p>
+            <w:pPr>
+              <w:spacing w:before="40" w:after="40"/>
+              <w:jc w:val="left"/>
+            </w:pPr>
+            <w:r>
+              <w:rPr>
+                <w:rFonts w:ascii="Adani" w:hAnsi="Adani"/>
+                <w:b w:val="0"/>
+                <w:sz w:val="18"/>
+                <w:u w:val="none"/>
+              </w:rPr>
               <w:t>U62200TG2005PLC046505</w:t>
             </w:r>
           </w:p>
@@ -4427,7 +4197,7 @@
                 <w:sz w:val="18"/>
                 <w:u w:val="none"/>
               </w:rPr>
-              <w:t>U62200TG2005PLC046510</w:t>
+              <w:t>U74999TN2016PTC103769</w:t>
             </w:r>
           </w:p>
         </w:tc>
@@ -4455,7 +4225,7 @@
                 <w:sz w:val="18"/>
                 <w:u w:val="none"/>
               </w:rPr>
-              <w:t>GVK AIRPORT DEVELOPERS LIMITED</w:t>
+              <w:t>MARINE INFRASTRUCTURE DEVELOPER PRIVATE LIMITED</w:t>
             </w:r>
           </w:p>
         </w:tc>
@@ -4511,7 +4281,7 @@
                 <w:sz w:val="18"/>
                 <w:u w:val="none"/>
               </w:rPr>
-              <w:t>30/11/2021</w:t>
+              <w:t>24/06/2020</w:t>
             </w:r>
           </w:p>
         </w:tc>
@@ -4655,234 +4425,6 @@
                 <w:sz w:val="18"/>
                 <w:u w:val="none"/>
               </w:rPr>
-              <w:t>U74999TN2016PTC103769</w:t>
-            </w:r>
-          </w:p>
-        </w:tc>
-        <w:tc>
-          <w:tcPr>
-            <w:tcW w:type="dxa" w:w="4252"/>
-            <w:shd w:val="clear" w:color="auto" w:fill="FFFFFF"/>
-            <w:tcBorders>
-              <w:top w:val="single" w:sz="4" w:space="0" w:color="000000"/>
-              <w:left w:val="single" w:sz="4" w:space="0" w:color="000000"/>
-              <w:bottom w:val="single" w:sz="4" w:space="0" w:color="000000"/>
-              <w:right w:val="single" w:sz="4" w:space="0" w:color="000000"/>
-            </w:tcBorders>
-            <w:vAlign w:val="center"/>
-          </w:tcPr>
-          <w:p>
-            <w:pPr>
-              <w:spacing w:before="40" w:after="40"/>
-              <w:jc w:val="left"/>
-            </w:pPr>
-            <w:r>
-              <w:rPr>
-                <w:rFonts w:ascii="Adani" w:hAnsi="Adani"/>
-                <w:b w:val="0"/>
-                <w:sz w:val="18"/>
-                <w:u w:val="none"/>
-              </w:rPr>
-              <w:t>MARINE INFRASTRUCTURE DEVELOPER PRIVATE LIMITED</w:t>
-            </w:r>
-          </w:p>
-        </w:tc>
-        <w:tc>
-          <w:tcPr>
-            <w:tcW w:type="dxa" w:w="1587"/>
-            <w:shd w:val="clear" w:color="auto" w:fill="FFFFFF"/>
-            <w:tcBorders>
-              <w:top w:val="single" w:sz="4" w:space="0" w:color="000000"/>
-              <w:left w:val="single" w:sz="4" w:space="0" w:color="000000"/>
-              <w:bottom w:val="single" w:sz="4" w:space="0" w:color="000000"/>
-              <w:right w:val="single" w:sz="4" w:space="0" w:color="000000"/>
-            </w:tcBorders>
-            <w:vAlign w:val="center"/>
-          </w:tcPr>
-          <w:p>
-            <w:pPr>
-              <w:spacing w:before="40" w:after="40"/>
-              <w:jc w:val="left"/>
-            </w:pPr>
-            <w:r>
-              <w:rPr>
-                <w:rFonts w:ascii="Adani" w:hAnsi="Adani"/>
-                <w:b w:val="0"/>
-                <w:sz w:val="18"/>
-                <w:u w:val="none"/>
-              </w:rPr>
-              <w:t>Additional Director</w:t>
-            </w:r>
-          </w:p>
-        </w:tc>
-        <w:tc>
-          <w:tcPr>
-            <w:tcW w:type="dxa" w:w="1304"/>
-            <w:shd w:val="clear" w:color="auto" w:fill="FFFFFF"/>
-            <w:tcBorders>
-              <w:top w:val="single" w:sz="4" w:space="0" w:color="000000"/>
-              <w:left w:val="single" w:sz="4" w:space="0" w:color="000000"/>
-              <w:bottom w:val="single" w:sz="4" w:space="0" w:color="000000"/>
-              <w:right w:val="single" w:sz="4" w:space="0" w:color="000000"/>
-            </w:tcBorders>
-            <w:vAlign w:val="center"/>
-          </w:tcPr>
-          <w:p>
-            <w:pPr>
-              <w:spacing w:before="40" w:after="40"/>
-              <w:jc w:val="left"/>
-            </w:pPr>
-            <w:r>
-              <w:rPr>
-                <w:rFonts w:ascii="Adani" w:hAnsi="Adani"/>
-                <w:b w:val="0"/>
-                <w:sz w:val="18"/>
-                <w:u w:val="none"/>
-              </w:rPr>
-              <w:t>04/11/2019</w:t>
-            </w:r>
-          </w:p>
-        </w:tc>
-      </w:tr>
-      <w:tr>
-        <w:tc>
-          <w:tcPr>
-            <w:tcW w:type="dxa" w:w="2268"/>
-            <w:shd w:val="clear" w:color="auto" w:fill="FFFFFF"/>
-            <w:tcBorders>
-              <w:top w:val="single" w:sz="4" w:space="0" w:color="000000"/>
-              <w:left w:val="single" w:sz="4" w:space="0" w:color="000000"/>
-              <w:bottom w:val="single" w:sz="4" w:space="0" w:color="000000"/>
-              <w:right w:val="single" w:sz="4" w:space="0" w:color="000000"/>
-            </w:tcBorders>
-            <w:vAlign w:val="center"/>
-          </w:tcPr>
-          <w:p>
-            <w:pPr>
-              <w:spacing w:before="40" w:after="40"/>
-              <w:jc w:val="left"/>
-            </w:pPr>
-            <w:r>
-              <w:rPr>
-                <w:rFonts w:ascii="Adani" w:hAnsi="Adani"/>
-                <w:b w:val="0"/>
-                <w:sz w:val="18"/>
-                <w:u w:val="none"/>
-              </w:rPr>
-              <w:t>U10102CT2010SGC022194</w:t>
-            </w:r>
-          </w:p>
-        </w:tc>
-        <w:tc>
-          <w:tcPr>
-            <w:tcW w:type="dxa" w:w="4252"/>
-            <w:shd w:val="clear" w:color="auto" w:fill="FFFFFF"/>
-            <w:tcBorders>
-              <w:top w:val="single" w:sz="4" w:space="0" w:color="000000"/>
-              <w:left w:val="single" w:sz="4" w:space="0" w:color="000000"/>
-              <w:bottom w:val="single" w:sz="4" w:space="0" w:color="000000"/>
-              <w:right w:val="single" w:sz="4" w:space="0" w:color="000000"/>
-            </w:tcBorders>
-            <w:vAlign w:val="center"/>
-          </w:tcPr>
-          <w:p>
-            <w:pPr>
-              <w:spacing w:before="40" w:after="40"/>
-              <w:jc w:val="left"/>
-            </w:pPr>
-            <w:r>
-              <w:rPr>
-                <w:rFonts w:ascii="Adani" w:hAnsi="Adani"/>
-                <w:b w:val="0"/>
-                <w:sz w:val="18"/>
-                <w:u w:val="none"/>
-              </w:rPr>
-              <w:t>CSPGCL AEL PARSA COLLIERIES LIMITED</w:t>
-            </w:r>
-          </w:p>
-        </w:tc>
-        <w:tc>
-          <w:tcPr>
-            <w:tcW w:type="dxa" w:w="1587"/>
-            <w:shd w:val="clear" w:color="auto" w:fill="FFFFFF"/>
-            <w:tcBorders>
-              <w:top w:val="single" w:sz="4" w:space="0" w:color="000000"/>
-              <w:left w:val="single" w:sz="4" w:space="0" w:color="000000"/>
-              <w:bottom w:val="single" w:sz="4" w:space="0" w:color="000000"/>
-              <w:right w:val="single" w:sz="4" w:space="0" w:color="000000"/>
-            </w:tcBorders>
-            <w:vAlign w:val="center"/>
-          </w:tcPr>
-          <w:p>
-            <w:pPr>
-              <w:spacing w:before="40" w:after="40"/>
-              <w:jc w:val="left"/>
-            </w:pPr>
-            <w:r>
-              <w:rPr>
-                <w:rFonts w:ascii="Adani" w:hAnsi="Adani"/>
-                <w:b w:val="0"/>
-                <w:sz w:val="18"/>
-                <w:u w:val="none"/>
-              </w:rPr>
-              <w:t>Director</w:t>
-            </w:r>
-          </w:p>
-        </w:tc>
-        <w:tc>
-          <w:tcPr>
-            <w:tcW w:type="dxa" w:w="1304"/>
-            <w:shd w:val="clear" w:color="auto" w:fill="FFFFFF"/>
-            <w:tcBorders>
-              <w:top w:val="single" w:sz="4" w:space="0" w:color="000000"/>
-              <w:left w:val="single" w:sz="4" w:space="0" w:color="000000"/>
-              <w:bottom w:val="single" w:sz="4" w:space="0" w:color="000000"/>
-              <w:right w:val="single" w:sz="4" w:space="0" w:color="000000"/>
-            </w:tcBorders>
-            <w:vAlign w:val="center"/>
-          </w:tcPr>
-          <w:p>
-            <w:pPr>
-              <w:spacing w:before="40" w:after="40"/>
-              <w:jc w:val="left"/>
-            </w:pPr>
-            <w:r>
-              <w:rPr>
-                <w:rFonts w:ascii="Adani" w:hAnsi="Adani"/>
-                <w:b w:val="0"/>
-                <w:sz w:val="18"/>
-                <w:u w:val="none"/>
-              </w:rPr>
-              <w:t>13/12/2013</w:t>
-            </w:r>
-          </w:p>
-        </w:tc>
-      </w:tr>
-      <w:tr>
-        <w:tc>
-          <w:tcPr>
-            <w:tcW w:type="dxa" w:w="2268"/>
-            <w:shd w:val="clear" w:color="auto" w:fill="FFFFFF"/>
-            <w:tcBorders>
-              <w:top w:val="single" w:sz="4" w:space="0" w:color="000000"/>
-              <w:left w:val="single" w:sz="4" w:space="0" w:color="000000"/>
-              <w:bottom w:val="single" w:sz="4" w:space="0" w:color="000000"/>
-              <w:right w:val="single" w:sz="4" w:space="0" w:color="000000"/>
-            </w:tcBorders>
-            <w:vAlign w:val="center"/>
-          </w:tcPr>
-          <w:p>
-            <w:pPr>
-              <w:spacing w:before="40" w:after="40"/>
-              <w:jc w:val="left"/>
-            </w:pPr>
-            <w:r>
-              <w:rPr>
-                <w:rFonts w:ascii="Adani" w:hAnsi="Adani"/>
-                <w:b w:val="0"/>
-                <w:sz w:val="18"/>
-                <w:u w:val="none"/>
-              </w:rPr>
               <w:t>U85110GA1995PLC001851</w:t>
             </w:r>
           </w:p>
@@ -4968,120 +4510,6 @@
                 <w:u w:val="none"/>
               </w:rPr>
               <w:t>12/08/2011</w:t>
-            </w:r>
-          </w:p>
-        </w:tc>
-      </w:tr>
-      <w:tr>
-        <w:tc>
-          <w:tcPr>
-            <w:tcW w:type="dxa" w:w="2268"/>
-            <w:shd w:val="clear" w:color="auto" w:fill="FFFFFF"/>
-            <w:tcBorders>
-              <w:top w:val="single" w:sz="4" w:space="0" w:color="000000"/>
-              <w:left w:val="single" w:sz="4" w:space="0" w:color="000000"/>
-              <w:bottom w:val="single" w:sz="4" w:space="0" w:color="000000"/>
-              <w:right w:val="single" w:sz="4" w:space="0" w:color="000000"/>
-            </w:tcBorders>
-            <w:vAlign w:val="center"/>
-          </w:tcPr>
-          <w:p>
-            <w:pPr>
-              <w:spacing w:before="40" w:after="40"/>
-              <w:jc w:val="left"/>
-            </w:pPr>
-            <w:r>
-              <w:rPr>
-                <w:rFonts w:ascii="Adani" w:hAnsi="Adani"/>
-                <w:b w:val="0"/>
-                <w:sz w:val="18"/>
-                <w:u w:val="none"/>
-              </w:rPr>
-              <w:t>U45300GJ1999PTC036797</w:t>
-            </w:r>
-          </w:p>
-        </w:tc>
-        <w:tc>
-          <w:tcPr>
-            <w:tcW w:type="dxa" w:w="4252"/>
-            <w:shd w:val="clear" w:color="auto" w:fill="FFFFFF"/>
-            <w:tcBorders>
-              <w:top w:val="single" w:sz="4" w:space="0" w:color="000000"/>
-              <w:left w:val="single" w:sz="4" w:space="0" w:color="000000"/>
-              <w:bottom w:val="single" w:sz="4" w:space="0" w:color="000000"/>
-              <w:right w:val="single" w:sz="4" w:space="0" w:color="000000"/>
-            </w:tcBorders>
-            <w:vAlign w:val="center"/>
-          </w:tcPr>
-          <w:p>
-            <w:pPr>
-              <w:spacing w:before="40" w:after="40"/>
-              <w:jc w:val="left"/>
-            </w:pPr>
-            <w:r>
-              <w:rPr>
-                <w:rFonts w:ascii="Adani" w:hAnsi="Adani"/>
-                <w:b w:val="0"/>
-                <w:sz w:val="18"/>
-                <w:u w:val="none"/>
-              </w:rPr>
-              <w:t>ADANI PORT INFRASTRUCTURE PRIVATE LIMITED</w:t>
-            </w:r>
-          </w:p>
-        </w:tc>
-        <w:tc>
-          <w:tcPr>
-            <w:tcW w:type="dxa" w:w="1587"/>
-            <w:shd w:val="clear" w:color="auto" w:fill="FFFFFF"/>
-            <w:tcBorders>
-              <w:top w:val="single" w:sz="4" w:space="0" w:color="000000"/>
-              <w:left w:val="single" w:sz="4" w:space="0" w:color="000000"/>
-              <w:bottom w:val="single" w:sz="4" w:space="0" w:color="000000"/>
-              <w:right w:val="single" w:sz="4" w:space="0" w:color="000000"/>
-            </w:tcBorders>
-            <w:vAlign w:val="center"/>
-          </w:tcPr>
-          <w:p>
-            <w:pPr>
-              <w:spacing w:before="40" w:after="40"/>
-              <w:jc w:val="left"/>
-            </w:pPr>
-            <w:r>
-              <w:rPr>
-                <w:rFonts w:ascii="Adani" w:hAnsi="Adani"/>
-                <w:b w:val="0"/>
-                <w:sz w:val="18"/>
-                <w:u w:val="none"/>
-              </w:rPr>
-              <w:t>Director</w:t>
-            </w:r>
-          </w:p>
-        </w:tc>
-        <w:tc>
-          <w:tcPr>
-            <w:tcW w:type="dxa" w:w="1304"/>
-            <w:shd w:val="clear" w:color="auto" w:fill="FFFFFF"/>
-            <w:tcBorders>
-              <w:top w:val="single" w:sz="4" w:space="0" w:color="000000"/>
-              <w:left w:val="single" w:sz="4" w:space="0" w:color="000000"/>
-              <w:bottom w:val="single" w:sz="4" w:space="0" w:color="000000"/>
-              <w:right w:val="single" w:sz="4" w:space="0" w:color="000000"/>
-            </w:tcBorders>
-            <w:vAlign w:val="center"/>
-          </w:tcPr>
-          <w:p>
-            <w:pPr>
-              <w:spacing w:before="40" w:after="40"/>
-              <w:jc w:val="left"/>
-            </w:pPr>
-            <w:r>
-              <w:rPr>
-                <w:rFonts w:ascii="Adani" w:hAnsi="Adani"/>
-                <w:b w:val="0"/>
-                <w:sz w:val="18"/>
-                <w:u w:val="none"/>
-              </w:rPr>
-              <w:t>04/03/2008</w:t>
             </w:r>
           </w:p>
         </w:tc>
